--- a/backend/demo-data/RailMind_Test_01_Operations_FR.docx
+++ b/backend/demo-data/RailMind_Test_01_Operations_FR.docx
@@ -12,7 +12,115 @@
     </w:p>
     <w:p>
       <w:r>
-        <w:t>La gestion de la circulation des trains consiste à planifier et réguler le trafic pour optimiser l'utilisation du réseau tout en garantissant la sécurité absolue.</w:t>
+        <w:t>Page 1</w:t>
+        <w:br/>
+        <w:t xml:space="preserve">Texte générique ferroviaire de remplissage pour tester les performances du système RAG sur de grands documents avec beaucoup de bruit. Texte générique ferroviaire de remplissage pour tester les performances du système RAG sur de grands documents avec beaucoup de bruit. Texte générique ferroviaire de remplissage pour tester les performances du système RAG sur de grands documents avec beaucoup de bruit. Texte générique ferroviaire de remplissage pour tester les performances du système RAG sur de grands documents avec beaucoup de bruit. Texte générique ferroviaire de remplissage pour tester les performances du système RAG sur de grands documents avec beaucoup de bruit. Texte générique ferroviaire de remplissage pour tester les performances du système RAG sur de grands documents avec beaucoup de bruit. Texte générique ferroviaire de remplissage pour tester les performances du système RAG sur de grands documents avec beaucoup de bruit. Texte générique ferroviaire de remplissage pour tester les performances du système RAG sur de grands documents avec beaucoup de bruit. Texte générique ferroviaire de remplissage pour tester les performances du système RAG sur de grands documents avec beaucoup de bruit. Texte générique ferroviaire de remplissage pour tester les performances du système RAG sur de grands documents avec beaucoup de bruit. Texte générique ferroviaire de remplissage pour tester les performances du système RAG sur de grands documents avec beaucoup de bruit. Texte générique ferroviaire de remplissage pour tester les performances du système RAG sur de grands documents avec beaucoup de bruit. Texte générique ferroviaire de remplissage pour tester les performances du système RAG sur de grands documents avec beaucoup de bruit. Texte générique ferroviaire de remplissage pour tester les performances du système RAG sur de grands documents avec beaucoup de bruit. Texte générique ferroviaire de remplissage pour tester les performances du système RAG sur de grands documents avec beaucoup de bruit. Texte générique ferroviaire de remplissage pour tester les performances du système RAG sur de grands documents avec beaucoup de bruit. Texte générique ferroviaire de remplissage pour tester les performances du système RAG sur de grands documents avec beaucoup de bruit. Texte générique ferroviaire de remplissage pour tester les performances du système RAG sur de grands documents avec beaucoup de bruit. Texte générique ferroviaire de remplissage pour tester les performances du système RAG sur de grands documents avec beaucoup de bruit. Texte générique ferroviaire de remplissage pour tester les performances du système RAG sur de grands documents avec beaucoup de bruit. Texte générique ferroviaire de remplissage pour tester les performances du système RAG sur de grands documents avec beaucoup de bruit. Texte générique ferroviaire de remplissage pour tester les performances du système RAG sur de grands documents avec beaucoup de bruit. Texte générique ferroviaire de remplissage pour tester les performances du système RAG sur de grands documents avec beaucoup de bruit. Texte générique ferroviaire de remplissage pour tester les performances du système RAG sur de grands documents avec beaucoup de bruit. Texte générique ferroviaire de remplissage pour tester les performances du système RAG sur de grands documents avec beaucoup de bruit. Texte générique ferroviaire de remplissage pour tester les performances du système RAG sur de grands documents avec beaucoup de bruit. Texte générique ferroviaire de remplissage pour tester les performances du système RAG sur de grands documents avec beaucoup de bruit. Texte générique ferroviaire de remplissage pour tester les performances du système RAG sur de grands documents avec beaucoup de bruit. Texte générique ferroviaire de remplissage pour tester les performances du système RAG sur de grands documents avec beaucoup de bruit. Texte générique ferroviaire de remplissage pour tester les performances du système RAG sur de grands documents avec beaucoup de bruit. </w:t>
+      </w:r>
+    </w:p>
+    <w:p>
+      <w:r>
+        <w:br w:type="page"/>
+      </w:r>
+    </w:p>
+    <w:p>
+      <w:r>
+        <w:t>Page 2</w:t>
+        <w:br/>
+        <w:t xml:space="preserve">Texte générique ferroviaire de remplissage pour tester les performances du système RAG sur de grands documents avec beaucoup de bruit. Texte générique ferroviaire de remplissage pour tester les performances du système RAG sur de grands documents avec beaucoup de bruit. Texte générique ferroviaire de remplissage pour tester les performances du système RAG sur de grands documents avec beaucoup de bruit. Texte générique ferroviaire de remplissage pour tester les performances du système RAG sur de grands documents avec beaucoup de bruit. Texte générique ferroviaire de remplissage pour tester les performances du système RAG sur de grands documents avec beaucoup de bruit. Texte générique ferroviaire de remplissage pour tester les performances du système RAG sur de grands documents avec beaucoup de bruit. Texte générique ferroviaire de remplissage pour tester les performances du système RAG sur de grands documents avec beaucoup de bruit. Texte générique ferroviaire de remplissage pour tester les performances du système RAG sur de grands documents avec beaucoup de bruit. Texte générique ferroviaire de remplissage pour tester les performances du système RAG sur de grands documents avec beaucoup de bruit. Texte générique ferroviaire de remplissage pour tester les performances du système RAG sur de grands documents avec beaucoup de bruit. Texte générique ferroviaire de remplissage pour tester les performances du système RAG sur de grands documents avec beaucoup de bruit. Texte générique ferroviaire de remplissage pour tester les performances du système RAG sur de grands documents avec beaucoup de bruit. Texte générique ferroviaire de remplissage pour tester les performances du système RAG sur de grands documents avec beaucoup de bruit. Texte générique ferroviaire de remplissage pour tester les performances du système RAG sur de grands documents avec beaucoup de bruit. Texte générique ferroviaire de remplissage pour tester les performances du système RAG sur de grands documents avec beaucoup de bruit. Texte générique ferroviaire de remplissage pour tester les performances du système RAG sur de grands documents avec beaucoup de bruit. Texte générique ferroviaire de remplissage pour tester les performances du système RAG sur de grands documents avec beaucoup de bruit. Texte générique ferroviaire de remplissage pour tester les performances du système RAG sur de grands documents avec beaucoup de bruit. Texte générique ferroviaire de remplissage pour tester les performances du système RAG sur de grands documents avec beaucoup de bruit. Texte générique ferroviaire de remplissage pour tester les performances du système RAG sur de grands documents avec beaucoup de bruit. Texte générique ferroviaire de remplissage pour tester les performances du système RAG sur de grands documents avec beaucoup de bruit. Texte générique ferroviaire de remplissage pour tester les performances du système RAG sur de grands documents avec beaucoup de bruit. Texte générique ferroviaire de remplissage pour tester les performances du système RAG sur de grands documents avec beaucoup de bruit. Texte générique ferroviaire de remplissage pour tester les performances du système RAG sur de grands documents avec beaucoup de bruit. Texte générique ferroviaire de remplissage pour tester les performances du système RAG sur de grands documents avec beaucoup de bruit. Texte générique ferroviaire de remplissage pour tester les performances du système RAG sur de grands documents avec beaucoup de bruit. Texte générique ferroviaire de remplissage pour tester les performances du système RAG sur de grands documents avec beaucoup de bruit. Texte générique ferroviaire de remplissage pour tester les performances du système RAG sur de grands documents avec beaucoup de bruit. Texte générique ferroviaire de remplissage pour tester les performances du système RAG sur de grands documents avec beaucoup de bruit. Texte générique ferroviaire de remplissage pour tester les performances du système RAG sur de grands documents avec beaucoup de bruit. </w:t>
+      </w:r>
+    </w:p>
+    <w:p>
+      <w:r>
+        <w:br w:type="page"/>
+      </w:r>
+    </w:p>
+    <w:p>
+      <w:r>
+        <w:t>Page 3</w:t>
+        <w:br/>
+        <w:t xml:space="preserve">Texte générique ferroviaire de remplissage pour tester les performances du système RAG sur de grands documents avec beaucoup de bruit. Texte générique ferroviaire de remplissage pour tester les performances du système RAG sur de grands documents avec beaucoup de bruit. Texte générique ferroviaire de remplissage pour tester les performances du système RAG sur de grands documents avec beaucoup de bruit. Texte générique ferroviaire de remplissage pour tester les performances du système RAG sur de grands documents avec beaucoup de bruit. Texte générique ferroviaire de remplissage pour tester les performances du système RAG sur de grands documents avec beaucoup de bruit. Texte générique ferroviaire de remplissage pour tester les performances du système RAG sur de grands documents avec beaucoup de bruit. Texte générique ferroviaire de remplissage pour tester les performances du système RAG sur de grands documents avec beaucoup de bruit. Texte générique ferroviaire de remplissage pour tester les performances du système RAG sur de grands documents avec beaucoup de bruit. Texte générique ferroviaire de remplissage pour tester les performances du système RAG sur de grands documents avec beaucoup de bruit. Texte générique ferroviaire de remplissage pour tester les performances du système RAG sur de grands documents avec beaucoup de bruit. Texte générique ferroviaire de remplissage pour tester les performances du système RAG sur de grands documents avec beaucoup de bruit. Texte générique ferroviaire de remplissage pour tester les performances du système RAG sur de grands documents avec beaucoup de bruit. Texte générique ferroviaire de remplissage pour tester les performances du système RAG sur de grands documents avec beaucoup de bruit. Texte générique ferroviaire de remplissage pour tester les performances du système RAG sur de grands documents avec beaucoup de bruit. Texte générique ferroviaire de remplissage pour tester les performances du système RAG sur de grands documents avec beaucoup de bruit. Texte générique ferroviaire de remplissage pour tester les performances du système RAG sur de grands documents avec beaucoup de bruit. Texte générique ferroviaire de remplissage pour tester les performances du système RAG sur de grands documents avec beaucoup de bruit. Texte générique ferroviaire de remplissage pour tester les performances du système RAG sur de grands documents avec beaucoup de bruit. Texte générique ferroviaire de remplissage pour tester les performances du système RAG sur de grands documents avec beaucoup de bruit. Texte générique ferroviaire de remplissage pour tester les performances du système RAG sur de grands documents avec beaucoup de bruit. Texte générique ferroviaire de remplissage pour tester les performances du système RAG sur de grands documents avec beaucoup de bruit. Texte générique ferroviaire de remplissage pour tester les performances du système RAG sur de grands documents avec beaucoup de bruit. Texte générique ferroviaire de remplissage pour tester les performances du système RAG sur de grands documents avec beaucoup de bruit. Texte générique ferroviaire de remplissage pour tester les performances du système RAG sur de grands documents avec beaucoup de bruit. Texte générique ferroviaire de remplissage pour tester les performances du système RAG sur de grands documents avec beaucoup de bruit. Texte générique ferroviaire de remplissage pour tester les performances du système RAG sur de grands documents avec beaucoup de bruit. Texte générique ferroviaire de remplissage pour tester les performances du système RAG sur de grands documents avec beaucoup de bruit. Texte générique ferroviaire de remplissage pour tester les performances du système RAG sur de grands documents avec beaucoup de bruit. Texte générique ferroviaire de remplissage pour tester les performances du système RAG sur de grands documents avec beaucoup de bruit. Texte générique ferroviaire de remplissage pour tester les performances du système RAG sur de grands documents avec beaucoup de bruit. </w:t>
+      </w:r>
+    </w:p>
+    <w:p>
+      <w:r>
+        <w:br w:type="page"/>
+      </w:r>
+    </w:p>
+    <w:p>
+      <w:r>
+        <w:t>Page 4</w:t>
+        <w:br/>
+        <w:t xml:space="preserve">Texte générique ferroviaire de remplissage pour tester les performances du système RAG sur de grands documents avec beaucoup de bruit. Texte générique ferroviaire de remplissage pour tester les performances du système RAG sur de grands documents avec beaucoup de bruit. Texte générique ferroviaire de remplissage pour tester les performances du système RAG sur de grands documents avec beaucoup de bruit. Texte générique ferroviaire de remplissage pour tester les performances du système RAG sur de grands documents avec beaucoup de bruit. Texte générique ferroviaire de remplissage pour tester les performances du système RAG sur de grands documents avec beaucoup de bruit. Texte générique ferroviaire de remplissage pour tester les performances du système RAG sur de grands documents avec beaucoup de bruit. Texte générique ferroviaire de remplissage pour tester les performances du système RAG sur de grands documents avec beaucoup de bruit. Texte générique ferroviaire de remplissage pour tester les performances du système RAG sur de grands documents avec beaucoup de bruit. Texte générique ferroviaire de remplissage pour tester les performances du système RAG sur de grands documents avec beaucoup de bruit. Texte générique ferroviaire de remplissage pour tester les performances du système RAG sur de grands documents avec beaucoup de bruit. Texte générique ferroviaire de remplissage pour tester les performances du système RAG sur de grands documents avec beaucoup de bruit. Texte générique ferroviaire de remplissage pour tester les performances du système RAG sur de grands documents avec beaucoup de bruit. Texte générique ferroviaire de remplissage pour tester les performances du système RAG sur de grands documents avec beaucoup de bruit. Texte générique ferroviaire de remplissage pour tester les performances du système RAG sur de grands documents avec beaucoup de bruit. Texte générique ferroviaire de remplissage pour tester les performances du système RAG sur de grands documents avec beaucoup de bruit. Texte générique ferroviaire de remplissage pour tester les performances du système RAG sur de grands documents avec beaucoup de bruit. Texte générique ferroviaire de remplissage pour tester les performances du système RAG sur de grands documents avec beaucoup de bruit. Texte générique ferroviaire de remplissage pour tester les performances du système RAG sur de grands documents avec beaucoup de bruit. Texte générique ferroviaire de remplissage pour tester les performances du système RAG sur de grands documents avec beaucoup de bruit. Texte générique ferroviaire de remplissage pour tester les performances du système RAG sur de grands documents avec beaucoup de bruit. Texte générique ferroviaire de remplissage pour tester les performances du système RAG sur de grands documents avec beaucoup de bruit. Texte générique ferroviaire de remplissage pour tester les performances du système RAG sur de grands documents avec beaucoup de bruit. Texte générique ferroviaire de remplissage pour tester les performances du système RAG sur de grands documents avec beaucoup de bruit. Texte générique ferroviaire de remplissage pour tester les performances du système RAG sur de grands documents avec beaucoup de bruit. Texte générique ferroviaire de remplissage pour tester les performances du système RAG sur de grands documents avec beaucoup de bruit. Texte générique ferroviaire de remplissage pour tester les performances du système RAG sur de grands documents avec beaucoup de bruit. Texte générique ferroviaire de remplissage pour tester les performances du système RAG sur de grands documents avec beaucoup de bruit. Texte générique ferroviaire de remplissage pour tester les performances du système RAG sur de grands documents avec beaucoup de bruit. Texte générique ferroviaire de remplissage pour tester les performances du système RAG sur de grands documents avec beaucoup de bruit. Texte générique ferroviaire de remplissage pour tester les performances du système RAG sur de grands documents avec beaucoup de bruit. </w:t>
+      </w:r>
+    </w:p>
+    <w:p>
+      <w:r>
+        <w:br w:type="page"/>
+      </w:r>
+    </w:p>
+    <w:p>
+      <w:r>
+        <w:t>Page 5</w:t>
+        <w:br/>
+        <w:t xml:space="preserve">Texte générique ferroviaire de remplissage pour tester les performances du système RAG sur de grands documents avec beaucoup de bruit. Texte générique ferroviaire de remplissage pour tester les performances du système RAG sur de grands documents avec beaucoup de bruit. Texte générique ferroviaire de remplissage pour tester les performances du système RAG sur de grands documents avec beaucoup de bruit. Texte générique ferroviaire de remplissage pour tester les performances du système RAG sur de grands documents avec beaucoup de bruit. Texte générique ferroviaire de remplissage pour tester les performances du système RAG sur de grands documents avec beaucoup de bruit. Texte générique ferroviaire de remplissage pour tester les performances du système RAG sur de grands documents avec beaucoup de bruit. Texte générique ferroviaire de remplissage pour tester les performances du système RAG sur de grands documents avec beaucoup de bruit. Texte générique ferroviaire de remplissage pour tester les performances du système RAG sur de grands documents avec beaucoup de bruit. Texte générique ferroviaire de remplissage pour tester les performances du système RAG sur de grands documents avec beaucoup de bruit. Texte générique ferroviaire de remplissage pour tester les performances du système RAG sur de grands documents avec beaucoup de bruit. Texte générique ferroviaire de remplissage pour tester les performances du système RAG sur de grands documents avec beaucoup de bruit. Texte générique ferroviaire de remplissage pour tester les performances du système RAG sur de grands documents avec beaucoup de bruit. Texte générique ferroviaire de remplissage pour tester les performances du système RAG sur de grands documents avec beaucoup de bruit. Texte générique ferroviaire de remplissage pour tester les performances du système RAG sur de grands documents avec beaucoup de bruit. Texte générique ferroviaire de remplissage pour tester les performances du système RAG sur de grands documents avec beaucoup de bruit. Texte générique ferroviaire de remplissage pour tester les performances du système RAG sur de grands documents avec beaucoup de bruit. Texte générique ferroviaire de remplissage pour tester les performances du système RAG sur de grands documents avec beaucoup de bruit. Texte générique ferroviaire de remplissage pour tester les performances du système RAG sur de grands documents avec beaucoup de bruit. Texte générique ferroviaire de remplissage pour tester les performances du système RAG sur de grands documents avec beaucoup de bruit. Texte générique ferroviaire de remplissage pour tester les performances du système RAG sur de grands documents avec beaucoup de bruit. Texte générique ferroviaire de remplissage pour tester les performances du système RAG sur de grands documents avec beaucoup de bruit. Texte générique ferroviaire de remplissage pour tester les performances du système RAG sur de grands documents avec beaucoup de bruit. Texte générique ferroviaire de remplissage pour tester les performances du système RAG sur de grands documents avec beaucoup de bruit. Texte générique ferroviaire de remplissage pour tester les performances du système RAG sur de grands documents avec beaucoup de bruit. Texte générique ferroviaire de remplissage pour tester les performances du système RAG sur de grands documents avec beaucoup de bruit. Texte générique ferroviaire de remplissage pour tester les performances du système RAG sur de grands documents avec beaucoup de bruit. Texte générique ferroviaire de remplissage pour tester les performances du système RAG sur de grands documents avec beaucoup de bruit. Texte générique ferroviaire de remplissage pour tester les performances du système RAG sur de grands documents avec beaucoup de bruit. Texte générique ferroviaire de remplissage pour tester les performances du système RAG sur de grands documents avec beaucoup de bruit. Texte générique ferroviaire de remplissage pour tester les performances du système RAG sur de grands documents avec beaucoup de bruit. </w:t>
+      </w:r>
+    </w:p>
+    <w:p>
+      <w:r>
+        <w:br w:type="page"/>
+      </w:r>
+    </w:p>
+    <w:p>
+      <w:r>
+        <w:t>Page 6</w:t>
+        <w:br/>
+        <w:t xml:space="preserve">Texte générique ferroviaire de remplissage pour tester les performances du système RAG sur de grands documents avec beaucoup de bruit. Texte générique ferroviaire de remplissage pour tester les performances du système RAG sur de grands documents avec beaucoup de bruit. Texte générique ferroviaire de remplissage pour tester les performances du système RAG sur de grands documents avec beaucoup de bruit. Texte générique ferroviaire de remplissage pour tester les performances du système RAG sur de grands documents avec beaucoup de bruit. Texte générique ferroviaire de remplissage pour tester les performances du système RAG sur de grands documents avec beaucoup de bruit. Texte générique ferroviaire de remplissage pour tester les performances du système RAG sur de grands documents avec beaucoup de bruit. Texte générique ferroviaire de remplissage pour tester les performances du système RAG sur de grands documents avec beaucoup de bruit. Texte générique ferroviaire de remplissage pour tester les performances du système RAG sur de grands documents avec beaucoup de bruit. Texte générique ferroviaire de remplissage pour tester les performances du système RAG sur de grands documents avec beaucoup de bruit. Texte générique ferroviaire de remplissage pour tester les performances du système RAG sur de grands documents avec beaucoup de bruit. Texte générique ferroviaire de remplissage pour tester les performances du système RAG sur de grands documents avec beaucoup de bruit. Texte générique ferroviaire de remplissage pour tester les performances du système RAG sur de grands documents avec beaucoup de bruit. Texte générique ferroviaire de remplissage pour tester les performances du système RAG sur de grands documents avec beaucoup de bruit. Texte générique ferroviaire de remplissage pour tester les performances du système RAG sur de grands documents avec beaucoup de bruit. Texte générique ferroviaire de remplissage pour tester les performances du système RAG sur de grands documents avec beaucoup de bruit. Texte générique ferroviaire de remplissage pour tester les performances du système RAG sur de grands documents avec beaucoup de bruit. Texte générique ferroviaire de remplissage pour tester les performances du système RAG sur de grands documents avec beaucoup de bruit. Texte générique ferroviaire de remplissage pour tester les performances du système RAG sur de grands documents avec beaucoup de bruit. Texte générique ferroviaire de remplissage pour tester les performances du système RAG sur de grands documents avec beaucoup de bruit. Texte générique ferroviaire de remplissage pour tester les performances du système RAG sur de grands documents avec beaucoup de bruit. Texte générique ferroviaire de remplissage pour tester les performances du système RAG sur de grands documents avec beaucoup de bruit. Texte générique ferroviaire de remplissage pour tester les performances du système RAG sur de grands documents avec beaucoup de bruit. Texte générique ferroviaire de remplissage pour tester les performances du système RAG sur de grands documents avec beaucoup de bruit. Texte générique ferroviaire de remplissage pour tester les performances du système RAG sur de grands documents avec beaucoup de bruit. Texte générique ferroviaire de remplissage pour tester les performances du système RAG sur de grands documents avec beaucoup de bruit. Texte générique ferroviaire de remplissage pour tester les performances du système RAG sur de grands documents avec beaucoup de bruit. Texte générique ferroviaire de remplissage pour tester les performances du système RAG sur de grands documents avec beaucoup de bruit. Texte générique ferroviaire de remplissage pour tester les performances du système RAG sur de grands documents avec beaucoup de bruit. Texte générique ferroviaire de remplissage pour tester les performances du système RAG sur de grands documents avec beaucoup de bruit. Texte générique ferroviaire de remplissage pour tester les performances du système RAG sur de grands documents avec beaucoup de bruit. </w:t>
+      </w:r>
+    </w:p>
+    <w:p>
+      <w:r>
+        <w:br w:type="page"/>
+      </w:r>
+    </w:p>
+    <w:p>
+      <w:r>
+        <w:t>Page 7</w:t>
+        <w:br/>
+        <w:t xml:space="preserve">Texte générique ferroviaire de remplissage pour tester les performances du système RAG sur de grands documents avec beaucoup de bruit. Texte générique ferroviaire de remplissage pour tester les performances du système RAG sur de grands documents avec beaucoup de bruit. Texte générique ferroviaire de remplissage pour tester les performances du système RAG sur de grands documents avec beaucoup de bruit. Texte générique ferroviaire de remplissage pour tester les performances du système RAG sur de grands documents avec beaucoup de bruit. Texte générique ferroviaire de remplissage pour tester les performances du système RAG sur de grands documents avec beaucoup de bruit. Texte générique ferroviaire de remplissage pour tester les performances du système RAG sur de grands documents avec beaucoup de bruit. Texte générique ferroviaire de remplissage pour tester les performances du système RAG sur de grands documents avec beaucoup de bruit. Texte générique ferroviaire de remplissage pour tester les performances du système RAG sur de grands documents avec beaucoup de bruit. Texte générique ferroviaire de remplissage pour tester les performances du système RAG sur de grands documents avec beaucoup de bruit. Texte générique ferroviaire de remplissage pour tester les performances du système RAG sur de grands documents avec beaucoup de bruit. Texte générique ferroviaire de remplissage pour tester les performances du système RAG sur de grands documents avec beaucoup de bruit. Texte générique ferroviaire de remplissage pour tester les performances du système RAG sur de grands documents avec beaucoup de bruit. Texte générique ferroviaire de remplissage pour tester les performances du système RAG sur de grands documents avec beaucoup de bruit. Texte générique ferroviaire de remplissage pour tester les performances du système RAG sur de grands documents avec beaucoup de bruit. Texte générique ferroviaire de remplissage pour tester les performances du système RAG sur de grands documents avec beaucoup de bruit. Texte générique ferroviaire de remplissage pour tester les performances du système RAG sur de grands documents avec beaucoup de bruit. Texte générique ferroviaire de remplissage pour tester les performances du système RAG sur de grands documents avec beaucoup de bruit. Texte générique ferroviaire de remplissage pour tester les performances du système RAG sur de grands documents avec beaucoup de bruit. Texte générique ferroviaire de remplissage pour tester les performances du système RAG sur de grands documents avec beaucoup de bruit. Texte générique ferroviaire de remplissage pour tester les performances du système RAG sur de grands documents avec beaucoup de bruit. Texte générique ferroviaire de remplissage pour tester les performances du système RAG sur de grands documents avec beaucoup de bruit. Texte générique ferroviaire de remplissage pour tester les performances du système RAG sur de grands documents avec beaucoup de bruit. Texte générique ferroviaire de remplissage pour tester les performances du système RAG sur de grands documents avec beaucoup de bruit. Texte générique ferroviaire de remplissage pour tester les performances du système RAG sur de grands documents avec beaucoup de bruit. Texte générique ferroviaire de remplissage pour tester les performances du système RAG sur de grands documents avec beaucoup de bruit. Texte générique ferroviaire de remplissage pour tester les performances du système RAG sur de grands documents avec beaucoup de bruit. Texte générique ferroviaire de remplissage pour tester les performances du système RAG sur de grands documents avec beaucoup de bruit. Texte générique ferroviaire de remplissage pour tester les performances du système RAG sur de grands documents avec beaucoup de bruit. Texte générique ferroviaire de remplissage pour tester les performances du système RAG sur de grands documents avec beaucoup de bruit. Texte générique ferroviaire de remplissage pour tester les performances du système RAG sur de grands documents avec beaucoup de bruit. </w:t>
+      </w:r>
+    </w:p>
+    <w:p>
+      <w:r>
+        <w:br w:type="page"/>
+      </w:r>
+    </w:p>
+    <w:p>
+      <w:r>
+        <w:t>La gestion de la circulation des trains consiste à planifier et réguler le trafic.</w:t>
+      </w:r>
+    </w:p>
+    <w:p>
+      <w:r>
+        <w:br w:type="page"/>
+      </w:r>
+    </w:p>
+    <w:p>
+      <w:r>
+        <w:t>Page 9</w:t>
+        <w:br/>
+        <w:t xml:space="preserve">Texte générique ferroviaire de remplissage pour tester les performances du système RAG sur de grands documents avec beaucoup de bruit. Texte générique ferroviaire de remplissage pour tester les performances du système RAG sur de grands documents avec beaucoup de bruit. Texte générique ferroviaire de remplissage pour tester les performances du système RAG sur de grands documents avec beaucoup de bruit. Texte générique ferroviaire de remplissage pour tester les performances du système RAG sur de grands documents avec beaucoup de bruit. Texte générique ferroviaire de remplissage pour tester les performances du système RAG sur de grands documents avec beaucoup de bruit. Texte générique ferroviaire de remplissage pour tester les performances du système RAG sur de grands documents avec beaucoup de bruit. Texte générique ferroviaire de remplissage pour tester les performances du système RAG sur de grands documents avec beaucoup de bruit. Texte générique ferroviaire de remplissage pour tester les performances du système RAG sur de grands documents avec beaucoup de bruit. Texte générique ferroviaire de remplissage pour tester les performances du système RAG sur de grands documents avec beaucoup de bruit. Texte générique ferroviaire de remplissage pour tester les performances du système RAG sur de grands documents avec beaucoup de bruit. Texte générique ferroviaire de remplissage pour tester les performances du système RAG sur de grands documents avec beaucoup de bruit. Texte générique ferroviaire de remplissage pour tester les performances du système RAG sur de grands documents avec beaucoup de bruit. Texte générique ferroviaire de remplissage pour tester les performances du système RAG sur de grands documents avec beaucoup de bruit. Texte générique ferroviaire de remplissage pour tester les performances du système RAG sur de grands documents avec beaucoup de bruit. Texte générique ferroviaire de remplissage pour tester les performances du système RAG sur de grands documents avec beaucoup de bruit. Texte générique ferroviaire de remplissage pour tester les performances du système RAG sur de grands documents avec beaucoup de bruit. Texte générique ferroviaire de remplissage pour tester les performances du système RAG sur de grands documents avec beaucoup de bruit. Texte générique ferroviaire de remplissage pour tester les performances du système RAG sur de grands documents avec beaucoup de bruit. Texte générique ferroviaire de remplissage pour tester les performances du système RAG sur de grands documents avec beaucoup de bruit. Texte générique ferroviaire de remplissage pour tester les performances du système RAG sur de grands documents avec beaucoup de bruit. Texte générique ferroviaire de remplissage pour tester les performances du système RAG sur de grands documents avec beaucoup de bruit. Texte générique ferroviaire de remplissage pour tester les performances du système RAG sur de grands documents avec beaucoup de bruit. Texte générique ferroviaire de remplissage pour tester les performances du système RAG sur de grands documents avec beaucoup de bruit. Texte générique ferroviaire de remplissage pour tester les performances du système RAG sur de grands documents avec beaucoup de bruit. Texte générique ferroviaire de remplissage pour tester les performances du système RAG sur de grands documents avec beaucoup de bruit. Texte générique ferroviaire de remplissage pour tester les performances du système RAG sur de grands documents avec beaucoup de bruit. Texte générique ferroviaire de remplissage pour tester les performances du système RAG sur de grands documents avec beaucoup de bruit. Texte générique ferroviaire de remplissage pour tester les performances du système RAG sur de grands documents avec beaucoup de bruit. Texte générique ferroviaire de remplissage pour tester les performances du système RAG sur de grands documents avec beaucoup de bruit. Texte générique ferroviaire de remplissage pour tester les performances du système RAG sur de grands documents avec beaucoup de bruit. </w:t>
+      </w:r>
+    </w:p>
+    <w:p>
+      <w:r>
+        <w:br w:type="page"/>
+      </w:r>
+    </w:p>
+    <w:p>
+      <w:r>
+        <w:t>Page 10</w:t>
+        <w:br/>
+        <w:t xml:space="preserve">Texte générique ferroviaire de remplissage pour tester les performances du système RAG sur de grands documents avec beaucoup de bruit. Texte générique ferroviaire de remplissage pour tester les performances du système RAG sur de grands documents avec beaucoup de bruit. Texte générique ferroviaire de remplissage pour tester les performances du système RAG sur de grands documents avec beaucoup de bruit. Texte générique ferroviaire de remplissage pour tester les performances du système RAG sur de grands documents avec beaucoup de bruit. Texte générique ferroviaire de remplissage pour tester les performances du système RAG sur de grands documents avec beaucoup de bruit. Texte générique ferroviaire de remplissage pour tester les performances du système RAG sur de grands documents avec beaucoup de bruit. Texte générique ferroviaire de remplissage pour tester les performances du système RAG sur de grands documents avec beaucoup de bruit. Texte générique ferroviaire de remplissage pour tester les performances du système RAG sur de grands documents avec beaucoup de bruit. Texte générique ferroviaire de remplissage pour tester les performances du système RAG sur de grands documents avec beaucoup de bruit. Texte générique ferroviaire de remplissage pour tester les performances du système RAG sur de grands documents avec beaucoup de bruit. Texte générique ferroviaire de remplissage pour tester les performances du système RAG sur de grands documents avec beaucoup de bruit. Texte générique ferroviaire de remplissage pour tester les performances du système RAG sur de grands documents avec beaucoup de bruit. Texte générique ferroviaire de remplissage pour tester les performances du système RAG sur de grands documents avec beaucoup de bruit. Texte générique ferroviaire de remplissage pour tester les performances du système RAG sur de grands documents avec beaucoup de bruit. Texte générique ferroviaire de remplissage pour tester les performances du système RAG sur de grands documents avec beaucoup de bruit. Texte générique ferroviaire de remplissage pour tester les performances du système RAG sur de grands documents avec beaucoup de bruit. Texte générique ferroviaire de remplissage pour tester les performances du système RAG sur de grands documents avec beaucoup de bruit. Texte générique ferroviaire de remplissage pour tester les performances du système RAG sur de grands documents avec beaucoup de bruit. Texte générique ferroviaire de remplissage pour tester les performances du système RAG sur de grands documents avec beaucoup de bruit. Texte générique ferroviaire de remplissage pour tester les performances du système RAG sur de grands documents avec beaucoup de bruit. Texte générique ferroviaire de remplissage pour tester les performances du système RAG sur de grands documents avec beaucoup de bruit. Texte générique ferroviaire de remplissage pour tester les performances du système RAG sur de grands documents avec beaucoup de bruit. Texte générique ferroviaire de remplissage pour tester les performances du système RAG sur de grands documents avec beaucoup de bruit. Texte générique ferroviaire de remplissage pour tester les performances du système RAG sur de grands documents avec beaucoup de bruit. Texte générique ferroviaire de remplissage pour tester les performances du système RAG sur de grands documents avec beaucoup de bruit. Texte générique ferroviaire de remplissage pour tester les performances du système RAG sur de grands documents avec beaucoup de bruit. Texte générique ferroviaire de remplissage pour tester les performances du système RAG sur de grands documents avec beaucoup de bruit. Texte générique ferroviaire de remplissage pour tester les performances du système RAG sur de grands documents avec beaucoup de bruit. Texte générique ferroviaire de remplissage pour tester les performances du système RAG sur de grands documents avec beaucoup de bruit. Texte générique ferroviaire de remplissage pour tester les performances du système RAG sur de grands documents avec beaucoup de bruit. </w:t>
       </w:r>
     </w:p>
     <w:sectPr>
